--- a/entrega_fase2/Evidencias Proyecto/03_Diccionario_de_Datos.docx
+++ b/entrega_fase2/Evidencias Proyecto/03_Diccionario_de_Datos.docx
@@ -56,7 +56,7 @@
           <w:color w:val="C7254E"/>
           <w:sz w:val="18"/>
         </w:rPr>
-        <w:t>sql/000_schema_completo.sql</w:t>
+        <w:t>sql/schema/000_schema_completo.sql</w:t>
       </w:r>
       <w:r>
         <w:t xml:space="preserve"> (24 tablas)</w:t>

--- a/entrega_fase2/Evidencias Proyecto/03_Diccionario_de_Datos.docx
+++ b/entrega_fase2/Evidencias Proyecto/03_Diccionario_de_Datos.docx
@@ -265,7 +265,7 @@
         <w:pStyle w:val="ListBullet"/>
       </w:pPr>
       <w:r>
-        <w:t xml:space="preserve">Política de borrado en FK: </w:t>
+        <w:t xml:space="preserve">Política de borrado en FK: todas las claves foráneas usan </w:t>
       </w:r>
       <w:r>
         <w:rPr>
@@ -273,10 +273,26 @@
           <w:color w:val="C7254E"/>
           <w:sz w:val="18"/>
         </w:rPr>
-        <w:t>CASCADE</w:t>
+        <w:t>ON DELETE RESTRICT</w:t>
       </w:r>
       <w:r>
-        <w:t xml:space="preserve"> (borra en cascada) o </w:t>
+        <w:t>. El modelo</w:t>
+      </w:r>
+    </w:p>
+    <w:p>
+      <w:r>
+        <w:rPr>
+          <w:b/>
+        </w:rPr>
+        <w:t>no admite borrado físico</w:t>
+      </w:r>
+      <w:r>
+        <w:t>: el motor impide eliminar una fila con registros asociados. La</w:t>
+      </w:r>
+    </w:p>
+    <w:p>
+      <w:r>
+        <w:t xml:space="preserve">baja de un registro se hace por desactivación (columnas </w:t>
       </w:r>
       <w:r>
         <w:rPr>
@@ -284,10 +300,72 @@
           <w:color w:val="C7254E"/>
           <w:sz w:val="18"/>
         </w:rPr>
-        <w:t>SET NULL</w:t>
+        <w:t>deleted_at</w:t>
       </w:r>
       <w:r>
-        <w:t xml:space="preserve"> (anula la referencia).</w:t>
+        <w:t xml:space="preserve">, </w:t>
+      </w:r>
+      <w:r>
+        <w:rPr>
+          <w:rFonts w:ascii="Consolas" w:hAnsi="Consolas"/>
+          <w:color w:val="C7254E"/>
+          <w:sz w:val="18"/>
+        </w:rPr>
+        <w:t>removed_at</w:t>
+      </w:r>
+      <w:r>
+        <w:t>,</w:t>
+      </w:r>
+    </w:p>
+    <w:p>
+      <w:r>
+        <w:rPr>
+          <w:rFonts w:ascii="Consolas" w:hAnsi="Consolas"/>
+          <w:color w:val="C7254E"/>
+          <w:sz w:val="18"/>
+        </w:rPr>
+        <w:t>unlinked_at</w:t>
+      </w:r>
+      <w:r>
+        <w:t xml:space="preserve">, </w:t>
+      </w:r>
+      <w:r>
+        <w:rPr>
+          <w:rFonts w:ascii="Consolas" w:hAnsi="Consolas"/>
+          <w:color w:val="C7254E"/>
+          <w:sz w:val="18"/>
+        </w:rPr>
+        <w:t>discontinued_at</w:t>
+      </w:r>
+      <w:r>
+        <w:t xml:space="preserve">, </w:t>
+      </w:r>
+      <w:r>
+        <w:rPr>
+          <w:rFonts w:ascii="Consolas" w:hAnsi="Consolas"/>
+          <w:color w:val="C7254E"/>
+          <w:sz w:val="18"/>
+        </w:rPr>
+        <w:t>revoked_at</w:t>
+      </w:r>
+      <w:r>
+        <w:t xml:space="preserve">, </w:t>
+      </w:r>
+      <w:r>
+        <w:rPr>
+          <w:rFonts w:ascii="Consolas" w:hAnsi="Consolas"/>
+          <w:color w:val="C7254E"/>
+          <w:sz w:val="18"/>
+        </w:rPr>
+        <w:t>cancelled_at</w:t>
+      </w:r>
+      <w:r>
+        <w:t>), conservando el dato histórico</w:t>
+      </w:r>
+    </w:p>
+    <w:p>
+      <w:r>
+        <w:t>para análisis posterior y trazabilidad clínica.</w:t>
       </w:r>
     </w:p>
     <w:p>
@@ -1208,7 +1286,7 @@
           <w:p>
             <w:r/>
             <w:r>
-              <w:t>FK → users (CASCADE), NN</w:t>
+              <w:t>FK → users (RESTRICT), NN</w:t>
             </w:r>
           </w:p>
         </w:tc>
@@ -1690,7 +1768,7 @@
           <w:p>
             <w:r/>
             <w:r>
-              <w:t>FK → users (CASCADE), NN</w:t>
+              <w:t>FK → users (RESTRICT), NN</w:t>
             </w:r>
           </w:p>
         </w:tc>
@@ -2884,7 +2962,7 @@
           <w:p>
             <w:r/>
             <w:r>
-              <w:t>FK → patients (CASCADE), NN</w:t>
+              <w:t>FK → patients (RESTRICT), NN</w:t>
             </w:r>
           </w:p>
         </w:tc>
@@ -3231,7 +3309,7 @@
           <w:p>
             <w:r/>
             <w:r>
-              <w:t>FK → patients (CASCADE), NN</w:t>
+              <w:t>FK → patients (RESTRICT), NN</w:t>
             </w:r>
           </w:p>
         </w:tc>
@@ -3277,7 +3355,7 @@
           <w:p>
             <w:r/>
             <w:r>
-              <w:t>FK → users (CASCADE), NN</w:t>
+              <w:t>FK → users (RESTRICT), NN</w:t>
             </w:r>
           </w:p>
         </w:tc>
@@ -3724,7 +3802,7 @@
           <w:p>
             <w:r/>
             <w:r>
-              <w:t>FK → patients (CASCADE), NN</w:t>
+              <w:t>FK → patients (RESTRICT), NN</w:t>
             </w:r>
           </w:p>
         </w:tc>
@@ -3908,7 +3986,7 @@
           <w:p>
             <w:r/>
             <w:r>
-              <w:t>FK → users (CASCADE), NN</w:t>
+              <w:t>FK → users (RESTRICT), NN</w:t>
             </w:r>
           </w:p>
         </w:tc>
@@ -4043,7 +4121,7 @@
           <w:p>
             <w:r/>
             <w:r>
-              <w:t>FK → users (SET NULL)</w:t>
+              <w:t>FK → users (RESTRICT)</w:t>
             </w:r>
           </w:p>
         </w:tc>
@@ -4390,7 +4468,7 @@
           <w:p>
             <w:r/>
             <w:r>
-              <w:t>FK → users (SET NULL)</w:t>
+              <w:t>FK → users (RESTRICT)</w:t>
             </w:r>
           </w:p>
         </w:tc>
@@ -4571,7 +4649,7 @@
           <w:p>
             <w:r/>
             <w:r>
-              <w:t>FK → patients (SET NULL)</w:t>
+              <w:t>FK → patients (RESTRICT)</w:t>
             </w:r>
           </w:p>
         </w:tc>
@@ -5147,7 +5225,7 @@
           <w:p>
             <w:r/>
             <w:r>
-              <w:t>FK → users (SET NULL)</w:t>
+              <w:t>FK → users (RESTRICT)</w:t>
             </w:r>
           </w:p>
         </w:tc>
@@ -5724,7 +5802,7 @@
           <w:p>
             <w:r/>
             <w:r>
-              <w:t>FK → patients (CASCADE), NN</w:t>
+              <w:t>FK → patients (RESTRICT), NN</w:t>
             </w:r>
           </w:p>
         </w:tc>
@@ -6303,7 +6381,7 @@
           <w:p>
             <w:r/>
             <w:r>
-              <w:t>FK → patients (CASCADE), NN</w:t>
+              <w:t>FK → patients (RESTRICT), NN</w:t>
             </w:r>
           </w:p>
         </w:tc>
@@ -6842,7 +6920,7 @@
           <w:p>
             <w:r/>
             <w:r>
-              <w:t>FK → patients (CASCADE), NN</w:t>
+              <w:t>FK → patients (RESTRICT), NN</w:t>
             </w:r>
           </w:p>
         </w:tc>
@@ -7020,7 +7098,7 @@
           <w:p>
             <w:r/>
             <w:r>
-              <w:t>FK → users (SET NULL)</w:t>
+              <w:t>FK → users (RESTRICT)</w:t>
             </w:r>
           </w:p>
         </w:tc>
@@ -7332,7 +7410,7 @@
           <w:p>
             <w:r/>
             <w:r>
-              <w:t>FK → patients (CASCADE), NN</w:t>
+              <w:t>FK → patients (RESTRICT), NN</w:t>
             </w:r>
           </w:p>
         </w:tc>
@@ -7881,7 +7959,7 @@
           <w:p>
             <w:r/>
             <w:r>
-              <w:t>FK → patients (CASCADE), NN</w:t>
+              <w:t>FK → patients (RESTRICT), NN</w:t>
             </w:r>
           </w:p>
         </w:tc>
@@ -8289,7 +8367,7 @@
           <w:p>
             <w:r/>
             <w:r>
-              <w:t>FK → users (SET NULL)</w:t>
+              <w:t>FK → users (RESTRICT)</w:t>
             </w:r>
           </w:p>
         </w:tc>
@@ -8636,7 +8714,7 @@
           <w:p>
             <w:r/>
             <w:r>
-              <w:t>FK → medications (CASCADE), NN</w:t>
+              <w:t>FK → medications (RESTRICT), NN</w:t>
             </w:r>
           </w:p>
         </w:tc>
@@ -8848,7 +8926,7 @@
           <w:p>
             <w:r/>
             <w:r>
-              <w:t>PK (medication_id, day_of_week), FK → medications (CASCADE)</w:t>
+              <w:t>PK (medication_id, day_of_week), FK → medications (RESTRICT)</w:t>
             </w:r>
           </w:p>
         </w:tc>
@@ -9106,7 +9184,7 @@
           <w:p>
             <w:r/>
             <w:r>
-              <w:t>FK → medications (CASCADE), NN</w:t>
+              <w:t>FK → medications (RESTRICT), NN</w:t>
             </w:r>
           </w:p>
         </w:tc>
@@ -9290,7 +9368,7 @@
           <w:p>
             <w:r/>
             <w:r>
-              <w:t>FK → users (SET NULL)</w:t>
+              <w:t>FK → users (RESTRICT)</w:t>
             </w:r>
           </w:p>
         </w:tc>
@@ -9744,7 +9822,7 @@
           <w:p>
             <w:r/>
             <w:r>
-              <w:t>FK → patients (CASCADE), NN</w:t>
+              <w:t>FK → patients (RESTRICT), NN</w:t>
             </w:r>
           </w:p>
         </w:tc>
@@ -10103,7 +10181,7 @@
           <w:p>
             <w:r/>
             <w:r>
-              <w:t>FK → users (SET NULL)</w:t>
+              <w:t>FK → users (RESTRICT)</w:t>
             </w:r>
           </w:p>
         </w:tc>
@@ -10192,7 +10270,7 @@
           <w:p>
             <w:r/>
             <w:r>
-              <w:t>FK → users (SET NULL)</w:t>
+              <w:t>FK → users (RESTRICT)</w:t>
             </w:r>
           </w:p>
         </w:tc>
@@ -10633,7 +10711,7 @@
           <w:p>
             <w:r/>
             <w:r>
-              <w:t>FK → alerts (CASCADE), NN</w:t>
+              <w:t>FK → alerts (RESTRICT), NN</w:t>
             </w:r>
           </w:p>
         </w:tc>
@@ -10679,7 +10757,7 @@
           <w:p>
             <w:r/>
             <w:r>
-              <w:t>FK → users (CASCADE), NN</w:t>
+              <w:t>FK → users (RESTRICT), NN</w:t>
             </w:r>
           </w:p>
         </w:tc>
@@ -10725,7 +10803,7 @@
           <w:p>
             <w:r/>
             <w:r>
-              <w:t>FK → push_devices (SET NULL)</w:t>
+              <w:t>FK → push_devices (RESTRICT)</w:t>
             </w:r>
           </w:p>
         </w:tc>
@@ -11250,7 +11328,7 @@
           <w:p>
             <w:r/>
             <w:r>
-              <w:t>FK → users (CASCADE), NN</w:t>
+              <w:t>FK → users (RESTRICT), NN</w:t>
             </w:r>
           </w:p>
         </w:tc>
@@ -11654,7 +11732,7 @@
           <w:p>
             <w:r/>
             <w:r>
-              <w:t>FK → patients (CASCADE), NN</w:t>
+              <w:t>FK → patients (RESTRICT), NN</w:t>
             </w:r>
           </w:p>
         </w:tc>
@@ -12317,7 +12395,7 @@
           <w:p>
             <w:r/>
             <w:r>
-              <w:t>FK → patients (CASCADE), NN</w:t>
+              <w:t>FK → patients (RESTRICT), NN</w:t>
             </w:r>
           </w:p>
         </w:tc>
@@ -12363,7 +12441,7 @@
           <w:p>
             <w:r/>
             <w:r>
-              <w:t>FK → users (SET NULL)</w:t>
+              <w:t>FK → users (RESTRICT)</w:t>
             </w:r>
           </w:p>
         </w:tc>
@@ -12409,7 +12487,7 @@
           <w:p>
             <w:r/>
             <w:r>
-              <w:t>FK → alerts (CASCADE), NN, UK</w:t>
+              <w:t>FK → alerts (RESTRICT), NN, UK</w:t>
             </w:r>
           </w:p>
         </w:tc>
@@ -12817,7 +12895,7 @@
           <w:p>
             <w:r/>
             <w:r>
-              <w:t>FK → users (CASCADE), NN</w:t>
+              <w:t>FK → users (RESTRICT), NN</w:t>
             </w:r>
           </w:p>
         </w:tc>

--- a/entrega_fase2/Evidencias Proyecto/03_Diccionario_de_Datos.docx
+++ b/entrega_fase2/Evidencias Proyecto/03_Diccionario_de_Datos.docx
@@ -2,6 +2,161 @@
 <file path=word/document.xml><?xml version="1.0" encoding="utf-8"?>
 <w:document xmlns:wpc="http://schemas.microsoft.com/office/word/2010/wordprocessingCanvas" xmlns:mo="http://schemas.microsoft.com/office/mac/office/2008/main" xmlns:mc="http://schemas.openxmlformats.org/markup-compatibility/2006" xmlns:mv="urn:schemas-microsoft-com:mac:vml" xmlns:o="urn:schemas-microsoft-com:office:office" xmlns:r="http://schemas.openxmlformats.org/officeDocument/2006/relationships" xmlns:m="http://schemas.openxmlformats.org/officeDocument/2006/math" xmlns:v="urn:schemas-microsoft-com:vml" xmlns:wp14="http://schemas.microsoft.com/office/word/2010/wordprocessingDrawing" xmlns:wp="http://schemas.openxmlformats.org/drawingml/2006/wordprocessingDrawing" xmlns:w10="urn:schemas-microsoft-com:office:word" xmlns:w="http://schemas.openxmlformats.org/wordprocessingml/2006/main" xmlns:w14="http://schemas.microsoft.com/office/word/2010/wordml" xmlns:wpg="http://schemas.microsoft.com/office/word/2010/wordprocessingGroup" xmlns:wpi="http://schemas.microsoft.com/office/word/2010/wordprocessingInk" xmlns:wne="http://schemas.microsoft.com/office/word/2006/wordml" xmlns:wps="http://schemas.microsoft.com/office/word/2010/wordprocessingShape" mc:Ignorable="w14 wp14">
   <w:body>
+    <w:p/>
+    <w:p/>
+    <w:p/>
+    <w:p/>
+    <w:p/>
+    <w:p>
+      <w:pPr>
+        <w:jc w:val="center"/>
+      </w:pPr>
+      <w:r>
+        <w:rPr>
+          <w:b/>
+          <w:color w:val="2E5A88"/>
+          <w:sz w:val="60"/>
+        </w:rPr>
+        <w:t>AgeCare</w:t>
+      </w:r>
+    </w:p>
+    <w:p>
+      <w:pPr>
+        <w:jc w:val="center"/>
+      </w:pPr>
+      <w:r>
+        <w:rPr>
+          <w:i/>
+          <w:color w:val="595959"/>
+          <w:sz w:val="24"/>
+        </w:rPr>
+        <w:t>Plataforma digital integral de cuidado de adultos mayores</w:t>
+      </w:r>
+    </w:p>
+    <w:p/>
+    <w:p>
+      <w:pPr>
+        <w:jc w:val="center"/>
+      </w:pPr>
+      <w:r>
+        <w:rPr>
+          <w:b/>
+          <w:sz w:val="36"/>
+        </w:rPr>
+        <w:t>AgeCare — Diccionario de Datos</w:t>
+      </w:r>
+    </w:p>
+    <w:p>
+      <w:pPr>
+        <w:jc w:val="center"/>
+      </w:pPr>
+      <w:r>
+        <w:rPr>
+          <w:color w:val="595959"/>
+          <w:sz w:val="24"/>
+        </w:rPr>
+        <w:t>Avance Fase 2 · Diseño del Sistema</w:t>
+      </w:r>
+    </w:p>
+    <w:p/>
+    <w:p/>
+    <w:p/>
+    <w:p/>
+    <w:p/>
+    <w:p/>
+    <w:p>
+      <w:pPr>
+        <w:jc w:val="center"/>
+      </w:pPr>
+      <w:r>
+        <w:rPr>
+          <w:sz w:val="22"/>
+        </w:rPr>
+        <w:t>Proyecto APT · Capstone PTY4614</w:t>
+      </w:r>
+    </w:p>
+    <w:p>
+      <w:pPr>
+        <w:jc w:val="center"/>
+      </w:pPr>
+      <w:r>
+        <w:rPr>
+          <w:sz w:val="22"/>
+        </w:rPr>
+        <w:t>Duoc UC · Escuela de Informática y Telecomunicaciones · Sede San Andrés de Concepción</w:t>
+      </w:r>
+    </w:p>
+    <w:p>
+      <w:pPr>
+        <w:jc w:val="center"/>
+      </w:pPr>
+      <w:r>
+        <w:rPr>
+          <w:sz w:val="22"/>
+        </w:rPr>
+        <w:t>Empresa contraparte: Alloxentric</w:t>
+      </w:r>
+    </w:p>
+    <w:p>
+      <w:pPr>
+        <w:jc w:val="center"/>
+      </w:pPr>
+      <w:r>
+        <w:rPr>
+          <w:sz w:val="22"/>
+        </w:rPr>
+        <w:t>Equipo: Javier Cerna Chávez · Benjamín Camus · Juan Mora</w:t>
+      </w:r>
+    </w:p>
+    <w:p>
+      <w:pPr>
+        <w:jc w:val="center"/>
+      </w:pPr>
+      <w:r>
+        <w:rPr>
+          <w:sz w:val="22"/>
+        </w:rPr>
+        <w:t>Docentes: Jazna Meza Hidalgo · Juan Pablo Mellado Alarcón</w:t>
+      </w:r>
+    </w:p>
+    <w:p>
+      <w:r>
+        <w:br w:type="page"/>
+      </w:r>
+    </w:p>
+    <w:p>
+      <w:r>
+        <w:rPr>
+          <w:b/>
+          <w:color w:val="2E5A88"/>
+          <w:sz w:val="32"/>
+        </w:rPr>
+        <w:t>Índice</w:t>
+      </w:r>
+    </w:p>
+    <w:p>
+      <w:r>
+        <w:fldChar w:fldCharType="begin"/>
+        <w:instrText xml:space="preserve">TOC \o "1-3" \h \z \u</w:instrText>
+        <w:fldChar w:fldCharType="separate"/>
+        <w:fldChar w:fldCharType="end"/>
+      </w:r>
+    </w:p>
+    <w:p>
+      <w:r>
+        <w:rPr>
+          <w:i/>
+          <w:color w:val="A0A0A0"/>
+          <w:sz w:val="16"/>
+        </w:rPr>
+        <w:t>(Clic derecho → Actualizar campos para numerar el índice)</w:t>
+      </w:r>
+    </w:p>
+    <w:p>
+      <w:r>
+        <w:br w:type="page"/>
+      </w:r>
+    </w:p>
     <w:p>
       <w:pPr>
         <w:pStyle w:val="Heading1"/>
@@ -3008,7 +3163,7 @@
           <w:p>
             <w:r/>
             <w:r>
-              <w:t>NN, UK (patient_id, condition)</w:t>
+              <w:t>NN, UK (patient_id, condition) vigente</w:t>
             </w:r>
           </w:p>
         </w:tc>
@@ -3109,6 +3264,49 @@
             <w:r/>
             <w:r>
               <w:t>Fecha de registro.</w:t>
+            </w:r>
+          </w:p>
+        </w:tc>
+      </w:tr>
+      <w:tr>
+        <w:tc>
+          <w:tcPr>
+            <w:tcW w:type="dxa" w:w="2160"/>
+          </w:tcPr>
+          <w:p>
+            <w:r/>
+            <w:r>
+              <w:t>deleted_at</w:t>
+            </w:r>
+          </w:p>
+        </w:tc>
+        <w:tc>
+          <w:tcPr>
+            <w:tcW w:type="dxa" w:w="2160"/>
+          </w:tcPr>
+          <w:p>
+            <w:r/>
+            <w:r>
+              <w:t>timestamptz</w:t>
+            </w:r>
+          </w:p>
+        </w:tc>
+        <w:tc>
+          <w:tcPr>
+            <w:tcW w:type="dxa" w:w="2160"/>
+          </w:tcPr>
+          <w:p>
+            <w:r/>
+          </w:p>
+        </w:tc>
+        <w:tc>
+          <w:tcPr>
+            <w:tcW w:type="dxa" w:w="2160"/>
+          </w:tcPr>
+          <w:p>
+            <w:r/>
+            <w:r>
+              <w:t>Baja lógica. Condición corregida/remitida se desactiva; conserva histórico clínico.</w:t>
             </w:r>
           </w:p>
         </w:tc>
@@ -7206,6 +7404,49 @@
           </w:p>
         </w:tc>
       </w:tr>
+      <w:tr>
+        <w:tc>
+          <w:tcPr>
+            <w:tcW w:type="dxa" w:w="2160"/>
+          </w:tcPr>
+          <w:p>
+            <w:r/>
+            <w:r>
+              <w:t>deleted_at</w:t>
+            </w:r>
+          </w:p>
+        </w:tc>
+        <w:tc>
+          <w:tcPr>
+            <w:tcW w:type="dxa" w:w="2160"/>
+          </w:tcPr>
+          <w:p>
+            <w:r/>
+            <w:r>
+              <w:t>timestamptz</w:t>
+            </w:r>
+          </w:p>
+        </w:tc>
+        <w:tc>
+          <w:tcPr>
+            <w:tcW w:type="dxa" w:w="2160"/>
+          </w:tcPr>
+          <w:p>
+            <w:r/>
+          </w:p>
+        </w:tc>
+        <w:tc>
+          <w:tcPr>
+            <w:tcW w:type="dxa" w:w="2160"/>
+          </w:tcPr>
+          <w:p>
+            <w:r/>
+            <w:r>
+              <w:t>Baja lógica. Umbral reemplazado se desactiva; conserva histórico de rangos.</w:t>
+            </w:r>
+          </w:p>
+        </w:tc>
+      </w:tr>
     </w:tbl>
     <w:p/>
     <w:p>
@@ -7213,7 +7454,7 @@
         <w:rPr>
           <w:i/>
         </w:rPr>
-        <w:t>UK: (patient_id, type). CHECK: min &lt; max; al menos uno no nulo.</w:t>
+        <w:t>UK: (patient_id, type) solo vigentes (índice parcial WHERE deleted_at IS NULL). CHECK: min &lt; max; al menos uno no nulo.</w:t>
       </w:r>
     </w:p>
     <w:p>
@@ -13581,9 +13822,17 @@
             <w:r/>
             <w:r>
               <w:rPr>
-                <w:b/>
+                <w:i/>
               </w:rPr>
-              <w:t>24</w:t>
+            </w:r>
+            <w:r>
+              <w:rPr>
+                <w:i/>
+              </w:rPr>
+              <w:t xml:space="preserve">24    </w:t>
+            </w:r>
+            <w:r>
+              <w:t>/?</w:t>
             </w:r>
           </w:p>
         </w:tc>
@@ -13591,6 +13840,7 @@
     </w:tbl>
     <w:p/>
     <w:sectPr>
+      <w:footerReference w:type="default" r:id="rId9"/>
       <w:pgSz w:w="12240" w:h="15840"/>
       <w:pgMar w:top="1440" w:right="1800" w:bottom="1440" w:left="1800" w:header="720" w:footer="720" w:gutter="0"/>
       <w:cols w:space="720"/>
@@ -13598,6 +13848,30 @@
     </w:sectPr>
   </w:body>
 </w:document>
+</file>
+
+<file path=word/footer1.xml><?xml version="1.0" encoding="utf-8"?>
+<w:ftr xmlns:m="http://schemas.openxmlformats.org/officeDocument/2006/math" xmlns:mc="http://schemas.openxmlformats.org/markup-compatibility/2006" xmlns:mo="http://schemas.microsoft.com/office/mac/office/2008/main" xmlns:mv="urn:schemas-microsoft-com:mac:vml" xmlns:o="urn:schemas-microsoft-com:office:office" xmlns:r="http://schemas.openxmlformats.org/officeDocument/2006/relationships" xmlns:v="urn:schemas-microsoft-com:vml" xmlns:w10="urn:schemas-microsoft-com:office:word" xmlns:w14="http://schemas.microsoft.com/office/word/2010/wordml" xmlns:w="http://schemas.openxmlformats.org/wordprocessingml/2006/main" xmlns:wne="http://schemas.microsoft.com/office/word/2006/wordml" xmlns:wp14="http://schemas.microsoft.com/office/word/2010/wordprocessingDrawing" xmlns:wp="http://schemas.openxmlformats.org/drawingml/2006/wordprocessingDrawing" xmlns:wpc="http://schemas.microsoft.com/office/word/2010/wordprocessingCanvas" xmlns:wpg="http://schemas.microsoft.com/office/word/2010/wordprocessingGroup" xmlns:wpi="http://schemas.microsoft.com/office/word/2010/wordprocessingInk" xmlns:wps="http://schemas.microsoft.com/office/word/2010/wordprocessingShape" mc:Ignorable="w14 wp14">
+  <w:p>
+    <w:pPr>
+      <w:pStyle w:val="Footer"/>
+      <w:jc w:val="center"/>
+    </w:pPr>
+    <w:r>
+      <w:rPr>
+        <w:color w:val="808080"/>
+        <w:sz w:val="18"/>
+      </w:rPr>
+      <w:t xml:space="preserve">Página </w:t>
+    </w:r>
+    <w:r>
+      <w:fldChar w:fldCharType="begin"/>
+      <w:instrText xml:space="preserve">PAGE</w:instrText>
+      <w:fldChar w:fldCharType="separate"/>
+      <w:fldChar w:fldCharType="end"/>
+    </w:r>
+  </w:p>
+</w:ftr>
 </file>
 
 <file path=word/numbering.xml><?xml version="1.0" encoding="utf-8"?>
@@ -13963,6 +14237,9 @@
     <w:name w:val="Normal"/>
     <w:qFormat/>
     <w:rsid w:val="00FC693F"/>
+    <w:pPr>
+      <w:spacing w:line="360" w:lineRule="auto"/>
+    </w:pPr>
     <w:rPr>
       <w:rFonts w:ascii="Calibri" w:hAnsi="Calibri"/>
       <w:sz w:val="22"/>
